--- a/Lab6/lab6.docx
+++ b/Lab6/lab6.docx
@@ -1335,12 +1335,13 @@
 </file>
 
 <file path=customXml/item1.xml><?xml version="1.0" encoding="utf-8"?>
-<?mso-contentType ?>
-<FormTemplates xmlns="http://schemas.microsoft.com/sharepoint/v3/contenttype/forms">
-  <Display>DocumentLibraryForm</Display>
-  <Edit>DocumentLibraryForm</Edit>
-  <New>DocumentLibraryForm</New>
-</FormTemplates>
+<p:properties xmlns:p="http://schemas.microsoft.com/office/2006/metadata/properties" xmlns:xsi="http://www.w3.org/2001/XMLSchema-instance" xmlns:pc="http://schemas.microsoft.com/office/infopath/2007/PartnerControls">
+  <documentManagement>
+    <_ip_UnifiedCompliancePolicyUIAction xmlns="http://schemas.microsoft.com/sharepoint/v3" xsi:nil="true"/>
+    <_activity xmlns="46906e93-082a-4bce-8546-fd7cb8706085" xsi:nil="true"/>
+    <_ip_UnifiedCompliancePolicyProperties xmlns="http://schemas.microsoft.com/sharepoint/v3" xsi:nil="true"/>
+  </documentManagement>
+</p:properties>
 </file>
 
 <file path=customXml/item2.xml><?xml version="1.0" encoding="utf-8"?>
@@ -1608,19 +1609,21 @@
 </file>
 
 <file path=customXml/item3.xml><?xml version="1.0" encoding="utf-8"?>
-<p:properties xmlns:p="http://schemas.microsoft.com/office/2006/metadata/properties" xmlns:xsi="http://www.w3.org/2001/XMLSchema-instance" xmlns:pc="http://schemas.microsoft.com/office/infopath/2007/PartnerControls">
-  <documentManagement>
-    <_ip_UnifiedCompliancePolicyUIAction xmlns="http://schemas.microsoft.com/sharepoint/v3" xsi:nil="true"/>
-    <_activity xmlns="46906e93-082a-4bce-8546-fd7cb8706085" xsi:nil="true"/>
-    <_ip_UnifiedCompliancePolicyProperties xmlns="http://schemas.microsoft.com/sharepoint/v3" xsi:nil="true"/>
-  </documentManagement>
-</p:properties>
+<?mso-contentType ?>
+<FormTemplates xmlns="http://schemas.microsoft.com/sharepoint/v3/contenttype/forms">
+  <Display>DocumentLibraryForm</Display>
+  <Edit>DocumentLibraryForm</Edit>
+  <New>DocumentLibraryForm</New>
+</FormTemplates>
 </file>
 
 <file path=customXml/itemProps1.xml><?xml version="1.0" encoding="utf-8"?>
-<ds:datastoreItem xmlns:ds="http://schemas.openxmlformats.org/officeDocument/2006/customXml" ds:itemID="{981E08DD-CB13-4D4C-8D64-CAEEC9015AF4}">
+<ds:datastoreItem xmlns:ds="http://schemas.openxmlformats.org/officeDocument/2006/customXml" ds:itemID="{D266C734-2432-4FDB-9DB3-45FCF5DA8C4B}">
   <ds:schemaRefs>
-    <ds:schemaRef ds:uri="http://schemas.microsoft.com/sharepoint/v3/contenttype/forms"/>
+    <ds:schemaRef ds:uri="http://schemas.microsoft.com/office/2006/metadata/properties"/>
+    <ds:schemaRef ds:uri="http://schemas.microsoft.com/office/infopath/2007/PartnerControls"/>
+    <ds:schemaRef ds:uri="http://schemas.microsoft.com/sharepoint/v3"/>
+    <ds:schemaRef ds:uri="46906e93-082a-4bce-8546-fd7cb8706085"/>
   </ds:schemaRefs>
 </ds:datastoreItem>
 </file>
@@ -1646,12 +1649,9 @@
 </file>
 
 <file path=customXml/itemProps3.xml><?xml version="1.0" encoding="utf-8"?>
-<ds:datastoreItem xmlns:ds="http://schemas.openxmlformats.org/officeDocument/2006/customXml" ds:itemID="{D266C734-2432-4FDB-9DB3-45FCF5DA8C4B}">
+<ds:datastoreItem xmlns:ds="http://schemas.openxmlformats.org/officeDocument/2006/customXml" ds:itemID="{981E08DD-CB13-4D4C-8D64-CAEEC9015AF4}">
   <ds:schemaRefs>
-    <ds:schemaRef ds:uri="http://schemas.microsoft.com/office/2006/metadata/properties"/>
-    <ds:schemaRef ds:uri="http://schemas.microsoft.com/office/infopath/2007/PartnerControls"/>
-    <ds:schemaRef ds:uri="http://schemas.microsoft.com/sharepoint/v3"/>
-    <ds:schemaRef ds:uri="46906e93-082a-4bce-8546-fd7cb8706085"/>
+    <ds:schemaRef ds:uri="http://schemas.microsoft.com/sharepoint/v3/contenttype/forms"/>
   </ds:schemaRefs>
 </ds:datastoreItem>
 </file>